--- a/documents/Codes_du_cours.docx
+++ b/documents/Codes_du_cours.docx
@@ -2256,7 +2256,7 @@
                 <w:sz w:val="20"/>
                 <w:szCs w:val="20"/>
               </w:rPr>
-              <w:t xml:space="preserve">33 règles d'écriture, de nommage et de conception</w:t>
+              <w:t xml:space="preserve">34 règles d'écriture, de nommage et de conception</w:t>
             </w:r>
           </w:p>
         </w:tc>

--- a/documents/Codes_du_cours.docx
+++ b/documents/Codes_du_cours.docx
@@ -1723,7 +1723,7 @@
                 <w:sz w:val="20"/>
                 <w:szCs w:val="20"/>
               </w:rPr>
-              <w:t xml:space="preserve">Fenêtres, composants, gestion d'événements</w:t>
+              <w:t xml:space="preserve">Fenêtres, événements, propriétés et bindings, MVC</w:t>
             </w:r>
           </w:p>
         </w:tc>
@@ -1746,7 +1746,7 @@
                 <w:sz w:val="20"/>
                 <w:szCs w:val="20"/>
               </w:rPr>
-              <w:t xml:space="preserve">8</w:t>
+              <w:t xml:space="preserve">9</w:t>
             </w:r>
           </w:p>
         </w:tc>

--- a/documents/Codes_du_cours.docx
+++ b/documents/Codes_du_cours.docx
@@ -2014,7 +2014,7 @@
           <w:sz w:val="22"/>
           <w:szCs w:val="22"/>
         </w:rPr>
-        <w:t xml:space="preserve">G.30</w:t>
+        <w:t xml:space="preserve">G.35</w:t>
       </w:r>
       <w:r>
         <w:rPr>

--- a/documents/Codes_du_cours.docx
+++ b/documents/Codes_du_cours.docx
@@ -4,7 +4,48 @@
   <w:body>
     <w:p>
       <w:pPr>
-        <w:spacing w:after="120" w:before="1200"/>
+        <w:spacing w:after="0"/>
+      </w:pPr>
+      <w:r>
+        <w:drawing>
+          <wp:inline distT="0" distB="0" distL="0" distR="0">
+            <wp:extent cx="1514475" cy="723900"/>
+            <wp:docPr id="9901" name="logo_ephec" descr="Logo de l'EPHEC" title="EPHEC"/>
+            <wp:cNvGraphicFramePr>
+              <a:graphicFrameLocks xmlns:a="http://schemas.openxmlformats.org/drawingml/2006/main" noChangeAspect="1"/>
+            </wp:cNvGraphicFramePr>
+            <a:graphic xmlns:a="http://schemas.openxmlformats.org/drawingml/2006/main">
+              <a:graphicData uri="http://schemas.openxmlformats.org/drawingml/2006/picture">
+                <pic:pic xmlns:pic="http://schemas.openxmlformats.org/drawingml/2006/picture">
+                  <pic:nvPicPr>
+                    <pic:cNvPr id="9901" name="logo_ephec.png"/>
+                    <pic:cNvPicPr/>
+                  </pic:nvPicPr>
+                  <pic:blipFill>
+                    <a:blip xmlns:r="http://schemas.openxmlformats.org/officeDocument/2006/relationships" r:embed="rIdLogoEphec"/>
+                    <a:stretch>
+                      <a:fillRect/>
+                    </a:stretch>
+                  </pic:blipFill>
+                  <pic:spPr>
+                    <a:xfrm>
+                      <a:off x="0" y="0"/>
+                      <a:ext cx="1514475" cy="723900"/>
+                    </a:xfrm>
+                    <a:prstGeom prst="rect">
+                      <a:avLst/>
+                    </a:prstGeom>
+                  </pic:spPr>
+                </pic:pic>
+              </a:graphicData>
+            </a:graphic>
+          </wp:inline>
+        </w:drawing>
+      </w:r>
+    </w:p>
+    <w:p>
+      <w:pPr>
+        <w:spacing w:after="120" w:before="700"/>
         <w:jc w:val="center"/>
       </w:pPr>
       <w:r>
@@ -126,74 +167,74 @@
       </w:r>
       <w:r>
         <w:rPr>
-          <w:rFonts w:ascii="Consolas" w:cs="Consolas" w:eastAsia="Consolas" w:hAnsi="Consolas"/>
-          <w:color w:val="8B2500"/>
+          <w:rFonts w:ascii="Consolas" w:hAnsi="Consolas" w:cs="Consolas"/>
+          <w:color w:val="E97132" w:themeColor="accent2"/>
+          <w:sz w:val="18"/>
+          <w:szCs w:val="18"/>
+        </w:rPr>
+        <w:t xml:space="preserve">COL</w:t>
+      </w:r>
+      <w:r>
+        <w:rPr>
           <w:sz w:val="22"/>
           <w:szCs w:val="22"/>
         </w:rPr>
-        <w:t xml:space="preserve">COL</w:t>
+        <w:t xml:space="preserve"> nomme à la fois le thème « Collections », le fascicule </w:t>
+      </w:r>
+      <w:r>
+        <w:rPr>
+          <w:rFonts w:ascii="Consolas" w:hAnsi="Consolas" w:cs="Consolas"/>
+          <w:color w:val="E97132" w:themeColor="accent2"/>
+          <w:sz w:val="18"/>
+          <w:szCs w:val="18"/>
+        </w:rPr>
+        <w:t xml:space="preserve">COL_enonces.docx</w:t>
       </w:r>
       <w:r>
         <w:rPr>
           <w:sz w:val="22"/>
           <w:szCs w:val="22"/>
         </w:rPr>
-        <w:t xml:space="preserve"> nomme à la fois le thème « Collections », le fascicule </w:t>
-      </w:r>
-      <w:r>
-        <w:rPr>
-          <w:rFonts w:ascii="Consolas" w:cs="Consolas" w:eastAsia="Consolas" w:hAnsi="Consolas"/>
-          <w:color w:val="8B2500"/>
+        <w:t xml:space="preserve">, le package </w:t>
+      </w:r>
+      <w:r>
+        <w:rPr>
+          <w:rFonts w:ascii="Consolas" w:hAnsi="Consolas" w:cs="Consolas"/>
+          <w:color w:val="E97132" w:themeColor="accent2"/>
+          <w:sz w:val="18"/>
+          <w:szCs w:val="18"/>
+        </w:rPr>
+        <w:t xml:space="preserve">be.ephec.java.col</w:t>
+      </w:r>
+      <w:r>
+        <w:rPr>
           <w:sz w:val="22"/>
           <w:szCs w:val="22"/>
         </w:rPr>
-        <w:t xml:space="preserve">COL_enonces.docx</w:t>
+        <w:t xml:space="preserve"> et les exercices </w:t>
+      </w:r>
+      <w:r>
+        <w:rPr>
+          <w:rFonts w:ascii="Consolas" w:hAnsi="Consolas" w:cs="Consolas"/>
+          <w:color w:val="E97132" w:themeColor="accent2"/>
+          <w:sz w:val="18"/>
+          <w:szCs w:val="18"/>
+        </w:rPr>
+        <w:t xml:space="preserve">COL.1</w:t>
       </w:r>
       <w:r>
         <w:rPr>
           <w:sz w:val="22"/>
           <w:szCs w:val="22"/>
         </w:rPr>
-        <w:t xml:space="preserve">, le package </w:t>
-      </w:r>
-      <w:r>
-        <w:rPr>
-          <w:rFonts w:ascii="Consolas" w:cs="Consolas" w:eastAsia="Consolas" w:hAnsi="Consolas"/>
-          <w:color w:val="8B2500"/>
-          <w:sz w:val="22"/>
-          <w:szCs w:val="22"/>
-        </w:rPr>
-        <w:t xml:space="preserve">be.ephec.java.col</w:t>
-      </w:r>
-      <w:r>
-        <w:rPr>
-          <w:sz w:val="22"/>
-          <w:szCs w:val="22"/>
-        </w:rPr>
-        <w:t xml:space="preserve"> et les exercices </w:t>
-      </w:r>
-      <w:r>
-        <w:rPr>
-          <w:rFonts w:ascii="Consolas" w:cs="Consolas" w:eastAsia="Consolas" w:hAnsi="Consolas"/>
-          <w:color w:val="8B2500"/>
-          <w:sz w:val="22"/>
-          <w:szCs w:val="22"/>
-        </w:rPr>
-        <w:t xml:space="preserve">COL.1</w:t>
-      </w:r>
-      <w:r>
-        <w:rPr>
-          <w:sz w:val="22"/>
-          <w:szCs w:val="22"/>
-        </w:rPr>
         <w:t xml:space="preserve"> à </w:t>
       </w:r>
       <w:r>
         <w:rPr>
-          <w:rFonts w:ascii="Consolas" w:cs="Consolas" w:eastAsia="Consolas" w:hAnsi="Consolas"/>
-          <w:color w:val="8B2500"/>
-          <w:sz w:val="22"/>
-          <w:szCs w:val="22"/>
+          <w:rFonts w:ascii="Consolas" w:hAnsi="Consolas" w:cs="Consolas"/>
+          <w:color w:val="E97132" w:themeColor="accent2"/>
+          <w:sz w:val="18"/>
+          <w:szCs w:val="18"/>
         </w:rPr>
         <w:t xml:space="preserve">COL.7</w:t>
       </w:r>
@@ -220,10 +261,10 @@
       </w:r>
       <w:r>
         <w:rPr>
-          <w:rFonts w:ascii="Consolas" w:cs="Consolas" w:eastAsia="Consolas" w:hAnsi="Consolas"/>
-          <w:color w:val="8B2500"/>
-          <w:sz w:val="22"/>
-          <w:szCs w:val="22"/>
+          <w:rFonts w:ascii="Consolas" w:hAnsi="Consolas" w:cs="Consolas"/>
+          <w:color w:val="E97132" w:themeColor="accent2"/>
+          <w:sz w:val="18"/>
+          <w:szCs w:val="18"/>
         </w:rPr>
         <w:t xml:space="preserve">EXC.3</w:t>
       </w:r>
@@ -399,7 +440,8 @@
             </w:pPr>
             <w:r>
               <w:rPr>
-                <w:rFonts w:ascii="Consolas" w:cs="Consolas" w:eastAsia="Consolas" w:hAnsi="Consolas"/>
+                <w:rFonts w:ascii="Consolas" w:hAnsi="Consolas" w:cs="Consolas"/>
+                <w:color w:val="E97132" w:themeColor="accent2"/>
                 <w:sz w:val="18"/>
                 <w:szCs w:val="18"/>
               </w:rPr>
@@ -497,7 +539,8 @@
             </w:pPr>
             <w:r>
               <w:rPr>
-                <w:rFonts w:ascii="Consolas" w:cs="Consolas" w:eastAsia="Consolas" w:hAnsi="Consolas"/>
+                <w:rFonts w:ascii="Consolas" w:hAnsi="Consolas" w:cs="Consolas"/>
+                <w:color w:val="E97132" w:themeColor="accent2"/>
                 <w:sz w:val="18"/>
                 <w:szCs w:val="18"/>
               </w:rPr>
@@ -521,8 +564,10 @@
             </w:pPr>
             <w:r>
               <w:rPr>
-                <w:sz w:val="20"/>
-                <w:szCs w:val="20"/>
+                <w:rFonts w:ascii="Consolas" w:hAnsi="Consolas" w:cs="Consolas"/>
+                <w:color w:val="E97132" w:themeColor="accent2"/>
+                <w:sz w:val="18"/>
+                <w:szCs w:val="18"/>
               </w:rPr>
               <w:t xml:space="preserve">static</w:t>
             </w:r>
@@ -595,7 +640,8 @@
             </w:pPr>
             <w:r>
               <w:rPr>
-                <w:rFonts w:ascii="Consolas" w:cs="Consolas" w:eastAsia="Consolas" w:hAnsi="Consolas"/>
+                <w:rFonts w:ascii="Consolas" w:hAnsi="Consolas" w:cs="Consolas"/>
+                <w:color w:val="E97132" w:themeColor="accent2"/>
                 <w:sz w:val="18"/>
                 <w:szCs w:val="18"/>
               </w:rPr>
@@ -642,10 +688,35 @@
             </w:pPr>
             <w:r>
               <w:rPr>
-                <w:sz w:val="20"/>
-                <w:szCs w:val="20"/>
-              </w:rPr>
-              <w:t xml:space="preserve">LocalDate, LocalDateTime, durées, formatage</w:t>
+                <w:rFonts w:ascii="Consolas" w:hAnsi="Consolas" w:cs="Consolas"/>
+                <w:color w:val="E97132" w:themeColor="accent2"/>
+                <w:sz w:val="18"/>
+                <w:szCs w:val="18"/>
+              </w:rPr>
+              <w:t xml:space="preserve">LocalDate</w:t>
+            </w:r>
+            <w:r>
+              <w:rPr>
+                <w:sz w:val="20"/>
+                <w:szCs w:val="20"/>
+              </w:rPr>
+              <w:t xml:space="preserve">, </w:t>
+            </w:r>
+            <w:r>
+              <w:rPr>
+                <w:rFonts w:ascii="Consolas" w:hAnsi="Consolas" w:cs="Consolas"/>
+                <w:color w:val="E97132" w:themeColor="accent2"/>
+                <w:sz w:val="18"/>
+                <w:szCs w:val="18"/>
+              </w:rPr>
+              <w:t xml:space="preserve">LocalDateTime</w:t>
+            </w:r>
+            <w:r>
+              <w:rPr>
+                <w:sz w:val="20"/>
+                <w:szCs w:val="20"/>
+              </w:rPr>
+              <w:t xml:space="preserve">, durées, formatage</w:t>
             </w:r>
           </w:p>
         </w:tc>
@@ -693,7 +764,8 @@
             </w:pPr>
             <w:r>
               <w:rPr>
-                <w:rFonts w:ascii="Consolas" w:cs="Consolas" w:eastAsia="Consolas" w:hAnsi="Consolas"/>
+                <w:rFonts w:ascii="Consolas" w:hAnsi="Consolas" w:cs="Consolas"/>
+                <w:color w:val="E97132" w:themeColor="accent2"/>
                 <w:sz w:val="18"/>
                 <w:szCs w:val="18"/>
               </w:rPr>
@@ -791,7 +863,8 @@
             </w:pPr>
             <w:r>
               <w:rPr>
-                <w:rFonts w:ascii="Consolas" w:cs="Consolas" w:eastAsia="Consolas" w:hAnsi="Consolas"/>
+                <w:rFonts w:ascii="Consolas" w:hAnsi="Consolas" w:cs="Consolas"/>
+                <w:color w:val="E97132" w:themeColor="accent2"/>
                 <w:sz w:val="18"/>
                 <w:szCs w:val="18"/>
               </w:rPr>
@@ -889,7 +962,8 @@
             </w:pPr>
             <w:r>
               <w:rPr>
-                <w:rFonts w:ascii="Consolas" w:cs="Consolas" w:eastAsia="Consolas" w:hAnsi="Consolas"/>
+                <w:rFonts w:ascii="Consolas" w:hAnsi="Consolas" w:cs="Consolas"/>
+                <w:color w:val="E97132" w:themeColor="accent2"/>
                 <w:sz w:val="18"/>
                 <w:szCs w:val="18"/>
               </w:rPr>
@@ -987,7 +1061,8 @@
             </w:pPr>
             <w:r>
               <w:rPr>
-                <w:rFonts w:ascii="Consolas" w:cs="Consolas" w:eastAsia="Consolas" w:hAnsi="Consolas"/>
+                <w:rFonts w:ascii="Consolas" w:hAnsi="Consolas" w:cs="Consolas"/>
+                <w:color w:val="E97132" w:themeColor="accent2"/>
                 <w:sz w:val="18"/>
                 <w:szCs w:val="18"/>
               </w:rPr>
@@ -1085,7 +1160,8 @@
             </w:pPr>
             <w:r>
               <w:rPr>
-                <w:rFonts w:ascii="Consolas" w:cs="Consolas" w:eastAsia="Consolas" w:hAnsi="Consolas"/>
+                <w:rFonts w:ascii="Consolas" w:hAnsi="Consolas" w:cs="Consolas"/>
+                <w:color w:val="E97132" w:themeColor="accent2"/>
                 <w:sz w:val="18"/>
                 <w:szCs w:val="18"/>
               </w:rPr>
@@ -1183,7 +1259,8 @@
             </w:pPr>
             <w:r>
               <w:rPr>
-                <w:rFonts w:ascii="Consolas" w:cs="Consolas" w:eastAsia="Consolas" w:hAnsi="Consolas"/>
+                <w:rFonts w:ascii="Consolas" w:hAnsi="Consolas" w:cs="Consolas"/>
+                <w:color w:val="E97132" w:themeColor="accent2"/>
                 <w:sz w:val="18"/>
                 <w:szCs w:val="18"/>
               </w:rPr>
@@ -1230,10 +1307,51 @@
             </w:pPr>
             <w:r>
               <w:rPr>
-                <w:sz w:val="20"/>
-                <w:szCs w:val="20"/>
-              </w:rPr>
-              <w:t xml:space="preserve">List, Set, Map, parcours, filtrage</w:t>
+                <w:rFonts w:ascii="Consolas" w:hAnsi="Consolas" w:cs="Consolas"/>
+                <w:color w:val="E97132" w:themeColor="accent2"/>
+                <w:sz w:val="18"/>
+                <w:szCs w:val="18"/>
+              </w:rPr>
+              <w:t xml:space="preserve">List</w:t>
+            </w:r>
+            <w:r>
+              <w:rPr>
+                <w:sz w:val="20"/>
+                <w:szCs w:val="20"/>
+              </w:rPr>
+              <w:t xml:space="preserve">, </w:t>
+            </w:r>
+            <w:r>
+              <w:rPr>
+                <w:rFonts w:ascii="Consolas" w:hAnsi="Consolas" w:cs="Consolas"/>
+                <w:color w:val="E97132" w:themeColor="accent2"/>
+                <w:sz w:val="18"/>
+                <w:szCs w:val="18"/>
+              </w:rPr>
+              <w:t xml:space="preserve">Set</w:t>
+            </w:r>
+            <w:r>
+              <w:rPr>
+                <w:sz w:val="20"/>
+                <w:szCs w:val="20"/>
+              </w:rPr>
+              <w:t xml:space="preserve">, </w:t>
+            </w:r>
+            <w:r>
+              <w:rPr>
+                <w:rFonts w:ascii="Consolas" w:hAnsi="Consolas" w:cs="Consolas"/>
+                <w:color w:val="E97132" w:themeColor="accent2"/>
+                <w:sz w:val="18"/>
+                <w:szCs w:val="18"/>
+              </w:rPr>
+              <w:t xml:space="preserve">Map</w:t>
+            </w:r>
+            <w:r>
+              <w:rPr>
+                <w:sz w:val="20"/>
+                <w:szCs w:val="20"/>
+              </w:rPr>
+              <w:t xml:space="preserve">, parcours, filtrage</w:t>
             </w:r>
           </w:p>
         </w:tc>
@@ -1281,7 +1399,8 @@
             </w:pPr>
             <w:r>
               <w:rPr>
-                <w:rFonts w:ascii="Consolas" w:cs="Consolas" w:eastAsia="Consolas" w:hAnsi="Consolas"/>
+                <w:rFonts w:ascii="Consolas" w:hAnsi="Consolas" w:cs="Consolas"/>
+                <w:color w:val="E97132" w:themeColor="accent2"/>
                 <w:sz w:val="18"/>
                 <w:szCs w:val="18"/>
               </w:rPr>
@@ -1379,7 +1498,8 @@
             </w:pPr>
             <w:r>
               <w:rPr>
-                <w:rFonts w:ascii="Consolas" w:cs="Consolas" w:eastAsia="Consolas" w:hAnsi="Consolas"/>
+                <w:rFonts w:ascii="Consolas" w:hAnsi="Consolas" w:cs="Consolas"/>
+                <w:color w:val="E97132" w:themeColor="accent2"/>
                 <w:sz w:val="18"/>
                 <w:szCs w:val="18"/>
               </w:rPr>
@@ -1477,7 +1597,8 @@
             </w:pPr>
             <w:r>
               <w:rPr>
-                <w:rFonts w:ascii="Consolas" w:cs="Consolas" w:eastAsia="Consolas" w:hAnsi="Consolas"/>
+                <w:rFonts w:ascii="Consolas" w:hAnsi="Consolas" w:cs="Consolas"/>
+                <w:color w:val="E97132" w:themeColor="accent2"/>
                 <w:sz w:val="18"/>
                 <w:szCs w:val="18"/>
               </w:rPr>
@@ -1575,7 +1696,8 @@
             </w:pPr>
             <w:r>
               <w:rPr>
-                <w:rFonts w:ascii="Consolas" w:cs="Consolas" w:eastAsia="Consolas" w:hAnsi="Consolas"/>
+                <w:rFonts w:ascii="Consolas" w:hAnsi="Consolas" w:cs="Consolas"/>
+                <w:color w:val="E97132" w:themeColor="accent2"/>
                 <w:sz w:val="18"/>
                 <w:szCs w:val="18"/>
               </w:rPr>
@@ -1625,7 +1747,16 @@
                 <w:sz w:val="20"/>
                 <w:szCs w:val="20"/>
               </w:rPr>
-              <w:t xml:space="preserve">Interfaces fonctionnelles, java.util.function</w:t>
+              <w:t xml:space="preserve">Interfaces fonctionnelles, </w:t>
+            </w:r>
+            <w:r>
+              <w:rPr>
+                <w:rFonts w:ascii="Consolas" w:hAnsi="Consolas" w:cs="Consolas"/>
+                <w:color w:val="E97132" w:themeColor="accent2"/>
+                <w:sz w:val="18"/>
+                <w:szCs w:val="18"/>
+              </w:rPr>
+              <w:t xml:space="preserve">java.util.function</w:t>
             </w:r>
           </w:p>
         </w:tc>
@@ -1673,7 +1804,8 @@
             </w:pPr>
             <w:r>
               <w:rPr>
-                <w:rFonts w:ascii="Consolas" w:cs="Consolas" w:eastAsia="Consolas" w:hAnsi="Consolas"/>
+                <w:rFonts w:ascii="Consolas" w:hAnsi="Consolas" w:cs="Consolas"/>
+                <w:color w:val="E97132" w:themeColor="accent2"/>
                 <w:sz w:val="18"/>
                 <w:szCs w:val="18"/>
               </w:rPr>
@@ -1771,7 +1903,8 @@
             </w:pPr>
             <w:r>
               <w:rPr>
-                <w:rFonts w:ascii="Consolas" w:cs="Consolas" w:eastAsia="Consolas" w:hAnsi="Consolas"/>
+                <w:rFonts w:ascii="Consolas" w:hAnsi="Consolas" w:cs="Consolas"/>
+                <w:color w:val="E97132" w:themeColor="accent2"/>
                 <w:sz w:val="18"/>
                 <w:szCs w:val="18"/>
               </w:rPr>
@@ -1869,7 +2002,8 @@
             </w:pPr>
             <w:r>
               <w:rPr>
-                <w:rFonts w:ascii="Consolas" w:cs="Consolas" w:eastAsia="Consolas" w:hAnsi="Consolas"/>
+                <w:rFonts w:ascii="Consolas" w:hAnsi="Consolas" w:cs="Consolas"/>
+                <w:color w:val="E97132" w:themeColor="accent2"/>
                 <w:sz w:val="18"/>
                 <w:szCs w:val="18"/>
               </w:rPr>
@@ -1977,42 +2111,42 @@
       </w:r>
       <w:r>
         <w:rPr>
-          <w:rFonts w:ascii="Consolas" w:cs="Consolas" w:eastAsia="Consolas" w:hAnsi="Consolas"/>
-          <w:color w:val="8B2500"/>
+          <w:rFonts w:ascii="Consolas" w:hAnsi="Consolas" w:cs="Consolas"/>
+          <w:color w:val="E97132" w:themeColor="accent2"/>
+          <w:sz w:val="18"/>
+          <w:szCs w:val="18"/>
+        </w:rPr>
+        <w:t xml:space="preserve">G</w:t>
+      </w:r>
+      <w:r>
+        <w:rPr>
           <w:sz w:val="22"/>
           <w:szCs w:val="22"/>
         </w:rPr>
-        <w:t xml:space="preserve">G</w:t>
+        <w:t xml:space="preserve">, et une numérotation séquentielle de </w:t>
+      </w:r>
+      <w:r>
+        <w:rPr>
+          <w:rFonts w:ascii="Consolas" w:hAnsi="Consolas" w:cs="Consolas"/>
+          <w:color w:val="E97132" w:themeColor="accent2"/>
+          <w:sz w:val="18"/>
+          <w:szCs w:val="18"/>
+        </w:rPr>
+        <w:t xml:space="preserve">G.1</w:t>
       </w:r>
       <w:r>
         <w:rPr>
           <w:sz w:val="22"/>
           <w:szCs w:val="22"/>
         </w:rPr>
-        <w:t xml:space="preserve">, et une numérotation séquentielle de </w:t>
-      </w:r>
-      <w:r>
-        <w:rPr>
-          <w:rFonts w:ascii="Consolas" w:cs="Consolas" w:eastAsia="Consolas" w:hAnsi="Consolas"/>
-          <w:color w:val="8B2500"/>
-          <w:sz w:val="22"/>
-          <w:szCs w:val="22"/>
-        </w:rPr>
-        <w:t xml:space="preserve">G.1</w:t>
-      </w:r>
-      <w:r>
-        <w:rPr>
-          <w:sz w:val="22"/>
-          <w:szCs w:val="22"/>
-        </w:rPr>
         <w:t xml:space="preserve"> à </w:t>
       </w:r>
       <w:r>
         <w:rPr>
-          <w:rFonts w:ascii="Consolas" w:cs="Consolas" w:eastAsia="Consolas" w:hAnsi="Consolas"/>
-          <w:color w:val="8B2500"/>
-          <w:sz w:val="22"/>
-          <w:szCs w:val="22"/>
+          <w:rFonts w:ascii="Consolas" w:hAnsi="Consolas" w:cs="Consolas"/>
+          <w:color w:val="E97132" w:themeColor="accent2"/>
+          <w:sz w:val="18"/>
+          <w:szCs w:val="18"/>
         </w:rPr>
         <w:t xml:space="preserve">G.35</w:t>
       </w:r>
@@ -2229,7 +2363,8 @@
             </w:pPr>
             <w:r>
               <w:rPr>
-                <w:rFonts w:ascii="Consolas" w:cs="Consolas" w:eastAsia="Consolas" w:hAnsi="Consolas"/>
+                <w:rFonts w:ascii="Consolas" w:hAnsi="Consolas" w:cs="Consolas"/>
+                <w:color w:val="E97132" w:themeColor="accent2"/>
                 <w:sz w:val="18"/>
                 <w:szCs w:val="18"/>
               </w:rPr>
@@ -2304,7 +2439,8 @@
             </w:pPr>
             <w:r>
               <w:rPr>
-                <w:rFonts w:ascii="Consolas" w:cs="Consolas" w:eastAsia="Consolas" w:hAnsi="Consolas"/>
+                <w:rFonts w:ascii="Consolas" w:hAnsi="Consolas" w:cs="Consolas"/>
+                <w:color w:val="E97132" w:themeColor="accent2"/>
                 <w:sz w:val="18"/>
                 <w:szCs w:val="18"/>
               </w:rPr>
@@ -2379,7 +2515,8 @@
             </w:pPr>
             <w:r>
               <w:rPr>
-                <w:rFonts w:ascii="Consolas" w:cs="Consolas" w:eastAsia="Consolas" w:hAnsi="Consolas"/>
+                <w:rFonts w:ascii="Consolas" w:hAnsi="Consolas" w:cs="Consolas"/>
+                <w:color w:val="E97132" w:themeColor="accent2"/>
                 <w:sz w:val="18"/>
                 <w:szCs w:val="18"/>
               </w:rPr>
@@ -2549,7 +2686,8 @@
             </w:pPr>
             <w:r>
               <w:rPr>
-                <w:rFonts w:ascii="Consolas" w:cs="Consolas" w:eastAsia="Consolas" w:hAnsi="Consolas"/>
+                <w:rFonts w:ascii="Consolas" w:hAnsi="Consolas" w:cs="Consolas"/>
+                <w:color w:val="E97132" w:themeColor="accent2"/>
                 <w:sz w:val="18"/>
                 <w:szCs w:val="18"/>
               </w:rPr>
@@ -2624,7 +2762,8 @@
             </w:pPr>
             <w:r>
               <w:rPr>
-                <w:rFonts w:ascii="Consolas" w:cs="Consolas" w:eastAsia="Consolas" w:hAnsi="Consolas"/>
+                <w:rFonts w:ascii="Consolas" w:hAnsi="Consolas" w:cs="Consolas"/>
+                <w:color w:val="E97132" w:themeColor="accent2"/>
                 <w:sz w:val="18"/>
                 <w:szCs w:val="18"/>
               </w:rPr>
@@ -2699,7 +2838,8 @@
             </w:pPr>
             <w:r>
               <w:rPr>
-                <w:rFonts w:ascii="Consolas" w:cs="Consolas" w:eastAsia="Consolas" w:hAnsi="Consolas"/>
+                <w:rFonts w:ascii="Consolas" w:hAnsi="Consolas" w:cs="Consolas"/>
+                <w:color w:val="E97132" w:themeColor="accent2"/>
                 <w:sz w:val="18"/>
                 <w:szCs w:val="18"/>
               </w:rPr>
@@ -2774,7 +2914,8 @@
             </w:pPr>
             <w:r>
               <w:rPr>
-                <w:rFonts w:ascii="Consolas" w:cs="Consolas" w:eastAsia="Consolas" w:hAnsi="Consolas"/>
+                <w:rFonts w:ascii="Consolas" w:hAnsi="Consolas" w:cs="Consolas"/>
+                <w:color w:val="E97132" w:themeColor="accent2"/>
                 <w:sz w:val="18"/>
                 <w:szCs w:val="18"/>
               </w:rPr>
@@ -2849,7 +2990,8 @@
             </w:pPr>
             <w:r>
               <w:rPr>
-                <w:rFonts w:ascii="Consolas" w:cs="Consolas" w:eastAsia="Consolas" w:hAnsi="Consolas"/>
+                <w:rFonts w:ascii="Consolas" w:hAnsi="Consolas" w:cs="Consolas"/>
+                <w:color w:val="E97132" w:themeColor="accent2"/>
                 <w:sz w:val="18"/>
                 <w:szCs w:val="18"/>
               </w:rPr>
@@ -2924,7 +3066,8 @@
             </w:pPr>
             <w:r>
               <w:rPr>
-                <w:rFonts w:ascii="Consolas" w:cs="Consolas" w:eastAsia="Consolas" w:hAnsi="Consolas"/>
+                <w:rFonts w:ascii="Consolas" w:hAnsi="Consolas" w:cs="Consolas"/>
+                <w:color w:val="E97132" w:themeColor="accent2"/>
                 <w:sz w:val="18"/>
                 <w:szCs w:val="18"/>
               </w:rPr>
@@ -2999,7 +3142,8 @@
             </w:pPr>
             <w:r>
               <w:rPr>
-                <w:rFonts w:ascii="Consolas" w:cs="Consolas" w:eastAsia="Consolas" w:hAnsi="Consolas"/>
+                <w:rFonts w:ascii="Consolas" w:hAnsi="Consolas" w:cs="Consolas"/>
+                <w:color w:val="E97132" w:themeColor="accent2"/>
                 <w:sz w:val="18"/>
                 <w:szCs w:val="18"/>
               </w:rPr>
@@ -3192,7 +3336,8 @@
             </w:pPr>
             <w:r>
               <w:rPr>
-                <w:rFonts w:ascii="Consolas" w:cs="Consolas" w:eastAsia="Consolas" w:hAnsi="Consolas"/>
+                <w:rFonts w:ascii="Consolas" w:hAnsi="Consolas" w:cs="Consolas"/>
+                <w:color w:val="E97132" w:themeColor="accent2"/>
                 <w:sz w:val="18"/>
                 <w:szCs w:val="18"/>
               </w:rPr>
@@ -3267,7 +3412,8 @@
             </w:pPr>
             <w:r>
               <w:rPr>
-                <w:rFonts w:ascii="Consolas" w:cs="Consolas" w:eastAsia="Consolas" w:hAnsi="Consolas"/>
+                <w:rFonts w:ascii="Consolas" w:hAnsi="Consolas" w:cs="Consolas"/>
+                <w:color w:val="E97132" w:themeColor="accent2"/>
                 <w:sz w:val="18"/>
                 <w:szCs w:val="18"/>
               </w:rPr>
@@ -3342,7 +3488,8 @@
             </w:pPr>
             <w:r>
               <w:rPr>
-                <w:rFonts w:ascii="Consolas" w:cs="Consolas" w:eastAsia="Consolas" w:hAnsi="Consolas"/>
+                <w:rFonts w:ascii="Consolas" w:hAnsi="Consolas" w:cs="Consolas"/>
+                <w:color w:val="E97132" w:themeColor="accent2"/>
                 <w:sz w:val="18"/>
                 <w:szCs w:val="18"/>
               </w:rPr>
@@ -3417,7 +3564,8 @@
             </w:pPr>
             <w:r>
               <w:rPr>
-                <w:rFonts w:ascii="Consolas" w:cs="Consolas" w:eastAsia="Consolas" w:hAnsi="Consolas"/>
+                <w:rFonts w:ascii="Consolas" w:hAnsi="Consolas" w:cs="Consolas"/>
+                <w:color w:val="E97132" w:themeColor="accent2"/>
                 <w:sz w:val="18"/>
                 <w:szCs w:val="18"/>
               </w:rPr>
@@ -3492,7 +3640,8 @@
             </w:pPr>
             <w:r>
               <w:rPr>
-                <w:rFonts w:ascii="Consolas" w:cs="Consolas" w:eastAsia="Consolas" w:hAnsi="Consolas"/>
+                <w:rFonts w:ascii="Consolas" w:hAnsi="Consolas" w:cs="Consolas"/>
+                <w:color w:val="E97132" w:themeColor="accent2"/>
                 <w:sz w:val="18"/>
                 <w:szCs w:val="18"/>
               </w:rPr>
@@ -3539,10 +3688,19 @@
             </w:pPr>
             <w:r>
               <w:rPr>
-                <w:sz w:val="20"/>
-                <w:szCs w:val="20"/>
-              </w:rPr>
-              <w:t xml:space="preserve">pom.xml, modules, cycle de vie, dépôt local</w:t>
+                <w:rFonts w:ascii="Consolas" w:hAnsi="Consolas" w:cs="Consolas"/>
+                <w:color w:val="E97132" w:themeColor="accent2"/>
+                <w:sz w:val="18"/>
+                <w:szCs w:val="18"/>
+              </w:rPr>
+              <w:t xml:space="preserve">pom.xml</w:t>
+            </w:r>
+            <w:r>
+              <w:rPr>
+                <w:sz w:val="20"/>
+                <w:szCs w:val="20"/>
+              </w:rPr>
+              <w:t xml:space="preserve">, modules, cycle de vie, dépôt local</w:t>
             </w:r>
           </w:p>
         </w:tc>
@@ -3567,7 +3725,8 @@
             </w:pPr>
             <w:r>
               <w:rPr>
-                <w:rFonts w:ascii="Consolas" w:cs="Consolas" w:eastAsia="Consolas" w:hAnsi="Consolas"/>
+                <w:rFonts w:ascii="Consolas" w:hAnsi="Consolas" w:cs="Consolas"/>
+                <w:color w:val="E97132" w:themeColor="accent2"/>
                 <w:sz w:val="18"/>
                 <w:szCs w:val="18"/>
               </w:rPr>
@@ -3642,7 +3801,8 @@
             </w:pPr>
             <w:r>
               <w:rPr>
-                <w:rFonts w:ascii="Consolas" w:cs="Consolas" w:eastAsia="Consolas" w:hAnsi="Consolas"/>
+                <w:rFonts w:ascii="Consolas" w:hAnsi="Consolas" w:cs="Consolas"/>
+                <w:color w:val="E97132" w:themeColor="accent2"/>
                 <w:sz w:val="18"/>
                 <w:szCs w:val="18"/>
               </w:rPr>
@@ -3711,58 +3871,58 @@
       </w:r>
       <w:r>
         <w:rPr>
-          <w:rFonts w:ascii="Consolas" w:cs="Consolas" w:eastAsia="Consolas" w:hAnsi="Consolas"/>
-          <w:color w:val="8B2500"/>
+          <w:rFonts w:ascii="Consolas" w:hAnsi="Consolas" w:cs="Consolas"/>
+          <w:color w:val="E97132" w:themeColor="accent2"/>
+          <w:sz w:val="18"/>
+          <w:szCs w:val="18"/>
+        </w:rPr>
+        <w:t xml:space="preserve">IDE.1</w:t>
+      </w:r>
+      <w:r>
+        <w:rPr>
           <w:sz w:val="22"/>
           <w:szCs w:val="22"/>
         </w:rPr>
-        <w:t xml:space="preserve">IDE.1</w:t>
+        <w:t xml:space="preserve"> à </w:t>
+      </w:r>
+      <w:r>
+        <w:rPr>
+          <w:rFonts w:ascii="Consolas" w:hAnsi="Consolas" w:cs="Consolas"/>
+          <w:color w:val="E97132" w:themeColor="accent2"/>
+          <w:sz w:val="18"/>
+          <w:szCs w:val="18"/>
+        </w:rPr>
+        <w:t xml:space="preserve">IDE.29</w:t>
       </w:r>
       <w:r>
         <w:rPr>
           <w:sz w:val="22"/>
           <w:szCs w:val="22"/>
         </w:rPr>
-        <w:t xml:space="preserve"> à </w:t>
-      </w:r>
-      <w:r>
-        <w:rPr>
-          <w:rFonts w:ascii="Consolas" w:cs="Consolas" w:eastAsia="Consolas" w:hAnsi="Consolas"/>
-          <w:color w:val="8B2500"/>
+        <w:t xml:space="preserve"> pour les sections, </w:t>
+      </w:r>
+      <w:r>
+        <w:rPr>
+          <w:rFonts w:ascii="Consolas" w:hAnsi="Consolas" w:cs="Consolas"/>
+          <w:color w:val="E97132" w:themeColor="accent2"/>
+          <w:sz w:val="18"/>
+          <w:szCs w:val="18"/>
+        </w:rPr>
+        <w:t xml:space="preserve">ERR.1</w:t>
+      </w:r>
+      <w:r>
+        <w:rPr>
           <w:sz w:val="22"/>
           <w:szCs w:val="22"/>
         </w:rPr>
-        <w:t xml:space="preserve">IDE.29</w:t>
-      </w:r>
-      <w:r>
-        <w:rPr>
-          <w:sz w:val="22"/>
-          <w:szCs w:val="22"/>
-        </w:rPr>
-        <w:t xml:space="preserve"> pour les sections, </w:t>
-      </w:r>
-      <w:r>
-        <w:rPr>
-          <w:rFonts w:ascii="Consolas" w:cs="Consolas" w:eastAsia="Consolas" w:hAnsi="Consolas"/>
-          <w:color w:val="8B2500"/>
-          <w:sz w:val="22"/>
-          <w:szCs w:val="22"/>
-        </w:rPr>
-        <w:t xml:space="preserve">ERR.1</w:t>
-      </w:r>
-      <w:r>
-        <w:rPr>
-          <w:sz w:val="22"/>
-          <w:szCs w:val="22"/>
-        </w:rPr>
         <w:t xml:space="preserve"> à </w:t>
       </w:r>
       <w:r>
         <w:rPr>
-          <w:rFonts w:ascii="Consolas" w:cs="Consolas" w:eastAsia="Consolas" w:hAnsi="Consolas"/>
-          <w:color w:val="8B2500"/>
-          <w:sz w:val="22"/>
-          <w:szCs w:val="22"/>
+          <w:rFonts w:ascii="Consolas" w:hAnsi="Consolas" w:cs="Consolas"/>
+          <w:color w:val="E97132" w:themeColor="accent2"/>
+          <w:sz w:val="18"/>
+          <w:szCs w:val="18"/>
         </w:rPr>
         <w:t xml:space="preserve">ERR.8</w:t>
       </w:r>
@@ -3817,9 +3977,10 @@
       </w:pPr>
       <w:r>
         <w:rPr>
-          <w:rFonts w:ascii="Consolas" w:cs="Consolas" w:eastAsia="Consolas" w:hAnsi="Consolas"/>
-          <w:sz w:val="19"/>
-          <w:szCs w:val="19"/>
+          <w:rFonts w:ascii="Consolas" w:hAnsi="Consolas" w:cs="Consolas"/>
+          <w:color w:val="E97132" w:themeColor="accent2"/>
+          <w:sz w:val="18"/>
+          <w:szCs w:val="18"/>
         </w:rPr>
         <w:t xml:space="preserve">ExercicesJava/</w:t>
       </w:r>
@@ -3833,9 +3994,10 @@
       </w:pPr>
       <w:r>
         <w:rPr>
-          <w:rFonts w:ascii="Consolas" w:cs="Consolas" w:eastAsia="Consolas" w:hAnsi="Consolas"/>
-          <w:sz w:val="19"/>
-          <w:szCs w:val="19"/>
+          <w:rFonts w:ascii="Consolas" w:hAnsi="Consolas" w:cs="Consolas"/>
+          <w:color w:val="E97132" w:themeColor="accent2"/>
+          <w:sz w:val="18"/>
+          <w:szCs w:val="18"/>
         </w:rPr>
         <w:t xml:space="preserve">    pom.xml         configuration commune — ne pas modifier</w:t>
       </w:r>
@@ -3849,9 +4011,10 @@
       </w:pPr>
       <w:r>
         <w:rPr>
-          <w:rFonts w:ascii="Consolas" w:cs="Consolas" w:eastAsia="Consolas" w:hAnsi="Consolas"/>
-          <w:sz w:val="19"/>
-          <w:szCs w:val="19"/>
+          <w:rFonts w:ascii="Consolas" w:hAnsi="Consolas" w:cs="Consolas"/>
+          <w:color w:val="E97132" w:themeColor="accent2"/>
+          <w:sz w:val="18"/>
+          <w:szCs w:val="18"/>
         </w:rPr>
         <w:t xml:space="preserve">    documents/      les trois documents de reference, et ce fichier-ci</w:t>
       </w:r>
@@ -3865,9 +4028,10 @@
       </w:pPr>
       <w:r>
         <w:rPr>
-          <w:rFonts w:ascii="Consolas" w:cs="Consolas" w:eastAsia="Consolas" w:hAnsi="Consolas"/>
-          <w:sz w:val="19"/>
-          <w:szCs w:val="19"/>
+          <w:rFonts w:ascii="Consolas" w:hAnsi="Consolas" w:cs="Consolas"/>
+          <w:color w:val="E97132" w:themeColor="accent2"/>
+          <w:sz w:val="18"/>
+          <w:szCs w:val="18"/>
         </w:rPr>
         <w:t xml:space="preserve">    enonces/        les fascicules d'exercices, un par theme</w:t>
       </w:r>
@@ -3881,9 +4045,10 @@
       </w:pPr>
       <w:r>
         <w:rPr>
-          <w:rFonts w:ascii="Consolas" w:cs="Consolas" w:eastAsia="Consolas" w:hAnsi="Consolas"/>
-          <w:sz w:val="19"/>
-          <w:szCs w:val="19"/>
+          <w:rFonts w:ascii="Consolas" w:hAnsi="Consolas" w:cs="Consolas"/>
+          <w:color w:val="E97132" w:themeColor="accent2"/>
+          <w:sz w:val="18"/>
+          <w:szCs w:val="18"/>
         </w:rPr>
         <w:t xml:space="preserve">    exercices/      VOTRE code. C'est ici que vous travaillez.</w:t>
       </w:r>
@@ -3897,9 +4062,10 @@
       </w:pPr>
       <w:r>
         <w:rPr>
-          <w:rFonts w:ascii="Consolas" w:cs="Consolas" w:eastAsia="Consolas" w:hAnsi="Consolas"/>
-          <w:sz w:val="19"/>
-          <w:szCs w:val="19"/>
+          <w:rFonts w:ascii="Consolas" w:hAnsi="Consolas" w:cs="Consolas"/>
+          <w:color w:val="E97132" w:themeColor="accent2"/>
+          <w:sz w:val="18"/>
+          <w:szCs w:val="18"/>
         </w:rPr>
         <w:t xml:space="preserve">    solutions/      les corriges, publies apres chaque seance</w:t>
       </w:r>
@@ -4147,8 +4313,10 @@
             </w:pPr>
             <w:r>
               <w:rPr>
-                <w:sz w:val="20"/>
-                <w:szCs w:val="20"/>
+                <w:rFonts w:ascii="Consolas" w:hAnsi="Consolas" w:cs="Consolas"/>
+                <w:color w:val="E97132" w:themeColor="accent2"/>
+                <w:sz w:val="18"/>
+                <w:szCs w:val="18"/>
               </w:rPr>
               <w:t xml:space="preserve">documents/Memento_Clean_Code.docx</w:t>
             </w:r>
@@ -4198,8 +4366,10 @@
             </w:pPr>
             <w:r>
               <w:rPr>
-                <w:sz w:val="20"/>
-                <w:szCs w:val="20"/>
+                <w:rFonts w:ascii="Consolas" w:hAnsi="Consolas" w:cs="Consolas"/>
+                <w:color w:val="E97132" w:themeColor="accent2"/>
+                <w:sz w:val="18"/>
+                <w:szCs w:val="18"/>
               </w:rPr>
               <w:t xml:space="preserve">documents/Memento_Technique.docx</w:t>
             </w:r>
@@ -4249,8 +4419,10 @@
             </w:pPr>
             <w:r>
               <w:rPr>
-                <w:sz w:val="20"/>
-                <w:szCs w:val="20"/>
+                <w:rFonts w:ascii="Consolas" w:hAnsi="Consolas" w:cs="Consolas"/>
+                <w:color w:val="E97132" w:themeColor="accent2"/>
+                <w:sz w:val="18"/>
+                <w:szCs w:val="18"/>
               </w:rPr>
               <w:t xml:space="preserve">documents/Guide_IntelliJ.docx</w:t>
             </w:r>
@@ -4671,7 +4843,13 @@
 <file path=word/styles.xml><?xml version="1.0" encoding="utf-8"?>
 <w:styles xmlns:mc="http://schemas.openxmlformats.org/markup-compatibility/2006" xmlns:r="http://schemas.openxmlformats.org/officeDocument/2006/relationships" xmlns:w="http://schemas.openxmlformats.org/wordprocessingml/2006/main" xmlns:w14="http://schemas.microsoft.com/office/word/2010/wordml" xmlns:w15="http://schemas.microsoft.com/office/word/2012/wordml" mc:Ignorable="w14 w15">
   <w:docDefaults>
-    <w:rPrDefault/>
+    <w:rPrDefault>
+      <w:rPr>
+        <w:rFonts w:ascii="Cormorant Garamond" w:hAnsi="Cormorant Garamond" w:eastAsia="Cormorant Garamond" w:cs="Cormorant Garamond"/>
+        <w:sz w:val="22"/>
+        <w:szCs w:val="22"/>
+      </w:rPr>
+    </w:rPrDefault>
     <w:pPrDefault/>
   </w:docDefaults>
   <w:style w:type="paragraph" w:styleId="Title">
@@ -4680,6 +4858,7 @@
     <w:next w:val="Normal"/>
     <w:qFormat/>
     <w:rPr>
+      <w:rFonts w:ascii="Cormorant Garamond" w:hAnsi="Cormorant Garamond" w:eastAsia="Cormorant Garamond" w:cs="Cormorant Garamond"/>
       <w:sz w:val="56"/>
       <w:szCs w:val="56"/>
     </w:rPr>
@@ -4690,6 +4869,7 @@
     <w:next w:val="Normal"/>
     <w:qFormat/>
     <w:rPr>
+      <w:rFonts w:ascii="Cormorant Garamond" w:hAnsi="Cormorant Garamond" w:eastAsia="Cormorant Garamond" w:cs="Cormorant Garamond"/>
       <w:color w:val="2E74B5"/>
       <w:sz w:val="32"/>
       <w:szCs w:val="32"/>
@@ -4701,6 +4881,7 @@
     <w:next w:val="Normal"/>
     <w:qFormat/>
     <w:rPr>
+      <w:rFonts w:ascii="Cormorant Garamond" w:hAnsi="Cormorant Garamond" w:eastAsia="Cormorant Garamond" w:cs="Cormorant Garamond"/>
       <w:color w:val="2E74B5"/>
       <w:sz w:val="26"/>
       <w:szCs w:val="26"/>
@@ -4712,6 +4893,7 @@
     <w:next w:val="Normal"/>
     <w:qFormat/>
     <w:rPr>
+      <w:rFonts w:ascii="Cormorant Garamond" w:hAnsi="Cormorant Garamond" w:eastAsia="Cormorant Garamond" w:cs="Cormorant Garamond"/>
       <w:color w:val="1F4D78"/>
       <w:sz w:val="24"/>
       <w:szCs w:val="24"/>
@@ -4723,6 +4905,7 @@
     <w:next w:val="Normal"/>
     <w:qFormat/>
     <w:rPr>
+      <w:rFonts w:ascii="Cormorant Garamond" w:hAnsi="Cormorant Garamond" w:eastAsia="Cormorant Garamond" w:cs="Cormorant Garamond"/>
       <w:i/>
       <w:iCs/>
       <w:color w:val="2E74B5"/>
@@ -4734,6 +4917,7 @@
     <w:next w:val="Normal"/>
     <w:qFormat/>
     <w:rPr>
+      <w:rFonts w:ascii="Cormorant Garamond" w:hAnsi="Cormorant Garamond" w:eastAsia="Cormorant Garamond" w:cs="Cormorant Garamond"/>
       <w:color w:val="2E74B5"/>
     </w:rPr>
   </w:style>
@@ -4743,6 +4927,7 @@
     <w:next w:val="Normal"/>
     <w:qFormat/>
     <w:rPr>
+      <w:rFonts w:ascii="Cormorant Garamond" w:hAnsi="Cormorant Garamond" w:eastAsia="Cormorant Garamond" w:cs="Cormorant Garamond"/>
       <w:color w:val="1F4D78"/>
     </w:rPr>
   </w:style>

--- a/documents/Codes_du_cours.docx
+++ b/documents/Codes_du_cours.docx
@@ -4,13 +4,16 @@
   <w:body>
     <w:p>
       <w:pPr>
-        <w:spacing w:after="0"/>
+        <w:tabs>
+          <w:tab w:val="right" w:pos="9026"/>
+        </w:tabs>
       </w:pPr>
       <w:r>
         <w:drawing>
           <wp:inline distT="0" distB="0" distL="0" distR="0">
             <wp:extent cx="1514475" cy="723900"/>
-            <wp:docPr id="9901" name="logo_ephec" descr="Logo de l'EPHEC" title="EPHEC"/>
+            <wp:effectExtent t="0" r="0" b="0" l="0"/>
+            <wp:docPr id="1" name="logo" descr="Logo de l'EPHEC" title="EPHEC"/>
             <wp:cNvGraphicFramePr>
               <a:graphicFrameLocks xmlns:a="http://schemas.openxmlformats.org/drawingml/2006/main" noChangeAspect="1"/>
             </wp:cNvGraphicFramePr>
@@ -18,16 +21,19 @@
               <a:graphicData uri="http://schemas.openxmlformats.org/drawingml/2006/picture">
                 <pic:pic xmlns:pic="http://schemas.openxmlformats.org/drawingml/2006/picture">
                   <pic:nvPicPr>
-                    <pic:cNvPr id="9901" name="logo_ephec.png"/>
-                    <pic:cNvPicPr/>
+                    <pic:cNvPr id="0" name="" descr=""/>
+                    <pic:cNvPicPr>
+                      <a:picLocks noChangeAspect="1" noChangeArrowheads="1"/>
+                    </pic:cNvPicPr>
                   </pic:nvPicPr>
                   <pic:blipFill>
-                    <a:blip xmlns:r="http://schemas.openxmlformats.org/officeDocument/2006/relationships" r:embed="rIdLogoEphec"/>
+                    <a:blip r:embed="rId7" cstate="none"/>
+                    <a:srcRect/>
                     <a:stretch>
                       <a:fillRect/>
                     </a:stretch>
                   </pic:blipFill>
-                  <pic:spPr>
+                  <pic:spPr bwMode="auto">
                     <a:xfrm>
                       <a:off x="0" y="0"/>
                       <a:ext cx="1514475" cy="723900"/>
@@ -42,88 +48,101 @@
           </wp:inline>
         </w:drawing>
       </w:r>
+      <w:r>
+        <w:rPr>
+          <w:rFonts w:ascii="Calibri" w:cs="Calibri" w:eastAsia="Calibri" w:hAnsi="Calibri"/>
+          <w:sz w:val="36"/>
+          <w:szCs w:val="36"/>
+        </w:rPr>
+        <w:tab/>
+      </w:r>
+      <w:r>
+        <w:rPr>
+          <w:rFonts w:ascii="Calibri" w:cs="Calibri" w:eastAsia="Calibri" w:hAnsi="Calibri"/>
+          <w:color w:val="000000"/>
+          <w:sz w:val="36"/>
+          <w:szCs w:val="36"/>
+        </w:rPr>
+        <w:t xml:space="preserve">Année académique </w:t>
+      </w:r>
+      <w:r>
+        <w:rPr>
+          <w:rFonts w:ascii="Calibri" w:cs="Calibri" w:eastAsia="Calibri" w:hAnsi="Calibri"/>
+          <w:b/>
+          <w:bCs/>
+          <w:color w:val="000000"/>
+          <w:sz w:val="36"/>
+          <w:szCs w:val="36"/>
+        </w:rPr>
+        <w:t xml:space="preserve">2026-2027</w:t>
+      </w:r>
     </w:p>
     <w:p>
       <w:pPr>
-        <w:spacing w:after="120" w:before="700"/>
+        <w:spacing w:after="120" w:before="3900"/>
         <w:jc w:val="center"/>
       </w:pPr>
       <w:r>
         <w:rPr>
-          <w:color w:val="595959"/>
-          <w:sz w:val="26"/>
-          <w:szCs w:val="26"/>
+          <w:rFonts w:ascii="Calibri" w:cs="Calibri" w:eastAsia="Calibri" w:hAnsi="Calibri"/>
+          <w:color w:val="000000"/>
+          <w:sz w:val="36"/>
+          <w:szCs w:val="36"/>
         </w:rPr>
         <w:t xml:space="preserve">Programmation orientée objet — Java</w:t>
       </w:r>
     </w:p>
     <w:p>
       <w:pPr>
-        <w:spacing w:after="200"/>
+        <w:spacing w:after="100" w:before="0"/>
         <w:jc w:val="center"/>
       </w:pPr>
       <w:r>
         <w:rPr>
+          <w:rFonts w:ascii="Calibri" w:cs="Calibri" w:eastAsia="Calibri" w:hAnsi="Calibri"/>
           <w:b/>
           <w:bCs/>
-          <w:color w:val="1F4E79"/>
-          <w:sz w:val="46"/>
-          <w:szCs w:val="46"/>
+          <w:color w:val="000000"/>
+          <w:sz w:val="72"/>
+          <w:szCs w:val="72"/>
         </w:rPr>
         <w:t xml:space="preserve">Les codes du cours</w:t>
       </w:r>
     </w:p>
     <w:p>
       <w:pPr>
-        <w:spacing w:after="800"/>
+        <w:spacing w:after="800" w:before="0"/>
         <w:jc w:val="center"/>
       </w:pPr>
       <w:r>
         <w:rPr>
-          <w:color w:val="595959"/>
-          <w:sz w:val="26"/>
-          <w:szCs w:val="26"/>
+          <w:rFonts w:ascii="Calibri" w:cs="Calibri" w:eastAsia="Calibri" w:hAnsi="Calibri"/>
+          <w:color w:val="000000"/>
+          <w:sz w:val="36"/>
+          <w:szCs w:val="36"/>
         </w:rPr>
         <w:t xml:space="preserve">À quoi correspond chaque abréviation</w:t>
       </w:r>
     </w:p>
     <w:p>
       <w:pPr>
-        <w:spacing w:after="120"/>
+        <w:spacing w:after="120" w:before="6150"/>
         <w:jc w:val="center"/>
       </w:pPr>
       <w:r>
         <w:rPr>
-          <w:color w:val="595959"/>
-          <w:sz w:val="22"/>
-          <w:szCs w:val="22"/>
+          <w:rFonts w:ascii="Calibri" w:cs="Calibri" w:eastAsia="Calibri" w:hAnsi="Calibri"/>
+          <w:color w:val="000000"/>
+          <w:sz w:val="36"/>
+          <w:szCs w:val="36"/>
         </w:rPr>
         <w:t xml:space="preserve">EPHEC — Bachelier en informatique, niveau 2</w:t>
       </w:r>
     </w:p>
     <w:p>
-      <w:pPr>
-        <w:spacing w:after="120"/>
-        <w:jc w:val="center"/>
-      </w:pPr>
-      <w:r>
-        <w:rPr>
-          <w:color w:val="595959"/>
-          <w:sz w:val="22"/>
-          <w:szCs w:val="22"/>
-        </w:rPr>
-        <w:t xml:space="preserve">Année académique 2026-2027</w:t>
-      </w:r>
-    </w:p>
-    <w:p>
-      <w:pPr>
-        <w:sectPr>
-          <w:pgSz w:w="11906" w:h="16838" w:orient="portrait"/>
-          <w:pgMar w:top="1440" w:right="1440" w:bottom="1440" w:left="1440" w:header="708" w:footer="708" w:gutter="0"/>
-          <w:pgNumType/>
-          <w:docGrid w:linePitch="360"/>
-        </w:sectPr>
-      </w:pPr>
+      <w:r>
+        <w:br w:type="page"/>
+      </w:r>
     </w:p>
     <w:p>
       <w:pPr>
@@ -144,6 +163,7 @@
     </w:p>
     <w:p>
       <w:pPr>
+        <w:keepNext w:val="false"/>
         <w:spacing w:after="120"/>
       </w:pPr>
       <w:r>
@@ -2210,6 +2230,7 @@
     </w:p>
     <w:p>
       <w:pPr>
+        <w:keepNext w:val="false"/>
         <w:spacing w:after="120"/>
       </w:pPr>
       <w:r>
@@ -3958,6 +3979,7 @@
     </w:p>
     <w:p>
       <w:pPr>
+        <w:keepNext w:val="false"/>
         <w:spacing w:after="120"/>
       </w:pPr>
       <w:r>
@@ -4584,10 +4606,9 @@
       </w:tr>
     </w:tbl>
     <w:sectPr>
-      <w:footerReference w:type="default" r:id="rId8"/>
       <w:pgSz w:w="11906" w:h="16838" w:orient="portrait"/>
       <w:pgMar w:top="1440" w:right="1440" w:bottom="1440" w:left="1440" w:header="708" w:footer="708" w:gutter="0"/>
-      <w:pgNumType w:start="1"/>
+      <w:pgNumType/>
       <w:docGrid w:linePitch="360"/>
     </w:sectPr>
   </w:body>
@@ -4633,67 +4654,6 @@
     </w:p>
   </w:endnote>
 </w:endnotes>
-</file>
-
-<file path=word/footer1.xml><?xml version="1.0" encoding="utf-8"?>
-<w:ftr xmlns:w="http://schemas.openxmlformats.org/wordprocessingml/2006/main">
-  <w:p>
-    <w:pPr>
-      <w:jc w:val="center"/>
-      <w:rPr>
-        <w:sz w:val="18"/>
-        <w:szCs w:val="18"/>
-        <w:color w:val="595959"/>
-      </w:rPr>
-    </w:pPr>
-    <w:r>
-      <w:rPr>
-        <w:sz w:val="18"/>
-        <w:szCs w:val="18"/>
-        <w:color w:val="595959"/>
-      </w:rPr>
-      <w:t xml:space="preserve">Codes_du_cours </w:t>
-    </w:r>
-    <w:r>
-      <w:fldChar w:fldCharType="begin"/>
-    </w:r>
-    <w:r>
-      <w:instrText xml:space="preserve"> PAGE </w:instrText>
-    </w:r>
-    <w:r>
-      <w:fldChar w:fldCharType="separate"/>
-    </w:r>
-    <w:r>
-      <w:t>1</w:t>
-    </w:r>
-    <w:r>
-      <w:fldChar w:fldCharType="end"/>
-    </w:r>
-    <w:r>
-      <w:rPr>
-        <w:sz w:val="18"/>
-        <w:szCs w:val="18"/>
-        <w:color w:val="595959"/>
-      </w:rPr>
-      <w:t xml:space="preserve"> / </w:t>
-    </w:r>
-    <w:r>
-      <w:fldChar w:fldCharType="begin"/>
-    </w:r>
-    <w:r>
-      <w:instrText xml:space="preserve"> SECTIONPAGES </w:instrText>
-    </w:r>
-    <w:r>
-      <w:fldChar w:fldCharType="separate"/>
-    </w:r>
-    <w:r>
-      <w:t>3</w:t>
-    </w:r>
-    <w:r>
-      <w:fldChar w:fldCharType="end"/>
-    </w:r>
-  </w:p>
-</w:ftr>
 </file>
 
 <file path=word/footnotes.xml><?xml version="1.0" encoding="utf-8"?>

--- a/documents/Codes_du_cours.docx
+++ b/documents/Codes_du_cours.docx
@@ -2711,6 +2711,7 @@
                 <w:color w:val="E97132" w:themeColor="accent2"/>
                 <w:sz w:val="18"/>
                 <w:szCs w:val="18"/>
+                <w:u w:val="none"/>
               </w:rPr>
               <w:t xml:space="preserve">CC-NOM</w:t>
             </w:r>
@@ -2787,6 +2788,7 @@
                 <w:color w:val="E97132" w:themeColor="accent2"/>
                 <w:sz w:val="18"/>
                 <w:szCs w:val="18"/>
+                <w:u w:val="none"/>
               </w:rPr>
               <w:t xml:space="preserve">CC-MET</w:t>
             </w:r>
@@ -2863,6 +2865,7 @@
                 <w:color w:val="E97132" w:themeColor="accent2"/>
                 <w:sz w:val="18"/>
                 <w:szCs w:val="18"/>
+                <w:u w:val="none"/>
               </w:rPr>
               <w:t xml:space="preserve">CC-COM</w:t>
             </w:r>
@@ -2939,6 +2942,7 @@
                 <w:color w:val="E97132" w:themeColor="accent2"/>
                 <w:sz w:val="18"/>
                 <w:szCs w:val="18"/>
+                <w:u w:val="none"/>
               </w:rPr>
               <w:t xml:space="preserve">CC-OBJ</w:t>
             </w:r>
@@ -3015,6 +3019,7 @@
                 <w:color w:val="E97132" w:themeColor="accent2"/>
                 <w:sz w:val="18"/>
                 <w:szCs w:val="18"/>
+                <w:u w:val="none"/>
               </w:rPr>
               <w:t xml:space="preserve">CC-ERR</w:t>
             </w:r>
@@ -3091,6 +3096,7 @@
                 <w:color w:val="E97132" w:themeColor="accent2"/>
                 <w:sz w:val="18"/>
                 <w:szCs w:val="18"/>
+                <w:u w:val="none"/>
               </w:rPr>
               <w:t xml:space="preserve">CC-TST</w:t>
             </w:r>
@@ -3167,6 +3173,7 @@
                 <w:color w:val="E97132" w:themeColor="accent2"/>
                 <w:sz w:val="18"/>
                 <w:szCs w:val="18"/>
+                <w:u w:val="none"/>
               </w:rPr>
               <w:t xml:space="preserve">CC-CLS</w:t>
             </w:r>

--- a/documents/Codes_du_cours.docx
+++ b/documents/Codes_du_cours.docx
@@ -2339,7 +2339,7 @@
                 <w:sz w:val="20"/>
                 <w:szCs w:val="20"/>
               </w:rPr>
-              <w:t xml:space="preserve">36 règles d'écriture, de nommage et de conception</w:t>
+              <w:t xml:space="preserve">37 règles d'écriture, de nommage et de conception</w:t>
             </w:r>
           </w:p>
         </w:tc>

--- a/documents/Codes_du_cours.docx
+++ b/documents/Codes_du_cours.docx
@@ -1310,7 +1310,7 @@
                 <w:sz w:val="20"/>
                 <w:szCs w:val="20"/>
               </w:rPr>
-              <w:t xml:space="preserve">7</w:t>
+              <w:t xml:space="preserve">8</w:t>
             </w:r>
           </w:p>
         </w:tc>
@@ -2000,7 +2000,7 @@
                 <w:sz w:val="20"/>
                 <w:szCs w:val="20"/>
               </w:rPr>
-              <w:t xml:space="preserve">Révision transversale avant l'examen</w:t>
+              <w:t xml:space="preserve">Deux séries de révision, dans la forme de l'examen</w:t>
             </w:r>
           </w:p>
         </w:tc>
@@ -2023,7 +2023,7 @@
                 <w:sz w:val="20"/>
                 <w:szCs w:val="20"/>
               </w:rPr>
-              <w:t xml:space="preserve">à définir</w:t>
+              <w:t xml:space="preserve">10</w:t>
             </w:r>
           </w:p>
         </w:tc>
@@ -4563,10 +4563,10 @@
     </w:tbl>
     <w:sectPr>
       <w:headerReference w:type="default" r:id="rId11"/>
-      <w:footerReference w:type="default" r:id="rId12"/>
+      <w:footerReference w:type="default" r:id="rId13"/>
       <w:pgSz w:w="11906" w:h="16838" w:orient="portrait"/>
       <w:pgMar w:top="1440" w:right="1440" w:bottom="1440" w:left="1440" w:header="708" w:footer="708" w:gutter="0"/>
-      <w:pgNumType/>
+      <w:pgNumType w:start="1"/>
       <w:docGrid w:linePitch="360"/>
     </w:sectPr>
   </w:body>
@@ -4612,6 +4612,67 @@
     </w:p>
   </w:endnote>
 </w:endnotes>
+</file>
+
+<file path=word/footer1.xml><?xml version="1.0" encoding="utf-8"?>
+<w:ftr xmlns:w="http://schemas.openxmlformats.org/wordprocessingml/2006/main">
+  <w:p>
+    <w:pPr>
+      <w:jc w:val="center"/>
+      <w:rPr>
+        <w:sz w:val="18"/>
+        <w:szCs w:val="18"/>
+        <w:color w:val="595959"/>
+      </w:rPr>
+    </w:pPr>
+    <w:r>
+      <w:rPr>
+        <w:sz w:val="18"/>
+        <w:szCs w:val="18"/>
+        <w:color w:val="595959"/>
+      </w:rPr>
+      <w:t xml:space="preserve">Codes </w:t>
+    </w:r>
+    <w:r>
+      <w:fldChar w:fldCharType="begin"/>
+    </w:r>
+    <w:r>
+      <w:instrText xml:space="preserve"> PAGE </w:instrText>
+    </w:r>
+    <w:r>
+      <w:fldChar w:fldCharType="separate"/>
+    </w:r>
+    <w:r>
+      <w:t>1</w:t>
+    </w:r>
+    <w:r>
+      <w:fldChar w:fldCharType="end"/>
+    </w:r>
+    <w:r>
+      <w:rPr>
+        <w:sz w:val="18"/>
+        <w:szCs w:val="18"/>
+        <w:color w:val="595959"/>
+      </w:rPr>
+      <w:t xml:space="preserve"> / </w:t>
+    </w:r>
+    <w:r>
+      <w:fldChar w:fldCharType="begin"/>
+    </w:r>
+    <w:r>
+      <w:instrText xml:space="preserve"> SECTIONPAGES </w:instrText>
+    </w:r>
+    <w:r>
+      <w:fldChar w:fldCharType="separate"/>
+    </w:r>
+    <w:r>
+      <w:t>4</w:t>
+    </w:r>
+    <w:r>
+      <w:fldChar w:fldCharType="end"/>
+    </w:r>
+  </w:p>
+</w:ftr>
 </file>
 
 <file path=word/footer_garde.xml><?xml version="1.0" encoding="utf-8"?>
